--- a/doc/Hardlove Gold AI document_WIP.docx
+++ b/doc/Hardlove Gold AI document_WIP.docx
@@ -20,17 +20,22 @@
           <w:szCs w:val="24"/>
           <w:rtl w:val="0"/>
         </w:rPr>
-        <w:t xml:space="preserve">Pokemon Hardlove Gold AI document</w:t>
-      </w:r>
-    </w:p>
-    <w:p>
-      <w:pPr>
-        <w:spacing w:line="331.2" w:lineRule="auto"/>
-        <w:rPr>
-          <w:sz w:val="24"/>
-          <w:szCs w:val="24"/>
-        </w:rPr>
-      </w:pPr>
+        <w:t xml:space="preserve">Pokémon Hardlove Gold AI document</w:t>
+      </w:r>
+    </w:p>
+    <w:p>
+      <w:pPr>
+        <w:spacing w:line="331.2" w:lineRule="auto"/>
+        <w:rPr>
+          <w:sz w:val="24"/>
+          <w:szCs w:val="24"/>
+        </w:rPr>
+      </w:pPr>
+      <w:r>
+        <w:rPr>
+          <w:rtl w:val="0"/>
+        </w:rPr>
+      </w:r>
     </w:p>
     <w:p>
       <w:pPr>
@@ -65,6 +70,11 @@
           <w:szCs w:val="24"/>
         </w:rPr>
       </w:pPr>
+      <w:r>
+        <w:rPr>
+          <w:rtl w:val="0"/>
+        </w:rPr>
+      </w:r>
     </w:p>
     <w:p>
       <w:pPr>
@@ -92,6 +102,11 @@
           <w:szCs w:val="24"/>
         </w:rPr>
       </w:pPr>
+      <w:r>
+        <w:rPr>
+          <w:rtl w:val="0"/>
+        </w:rPr>
+      </w:r>
     </w:p>
     <w:p>
       <w:pPr>
@@ -108,17 +123,8 @@
           <w:szCs w:val="24"/>
           <w:rtl w:val="0"/>
         </w:rPr>
-        <w:t xml:space="preserve">The AI knows your full team's stats, moves, items and Abilities at the start of the battle. It sees accurate damage and speed, including Mega Evolution: if an AI mon can Mega Evolve, it already uses the Mega's stats, Ability and typing.</w:t>
-      </w:r>
-    </w:p>
-    <w:p>
-      <w:pPr>
-        <w:spacing w:line="331.2" w:lineRule="auto"/>
-        <w:rPr>
-          <w:sz w:val="24"/>
-          <w:szCs w:val="24"/>
-        </w:rPr>
-      </w:pPr>
+        <w:t xml:space="preserve">The AI knows your full team's stats, moves, items and Abilities at the start of the battle. It sees accurate damage and speed, including Mega Evolution: if an AI mon is on the field and can Mega Evolve, it already uses the Mega's stats, Ability and typing. It also sees Sticky Webs, if Terrain Seeds and/or Unburden would proc.</w:t>
+      </w:r>
     </w:p>
     <w:p>
       <w:pPr>
@@ -131,6 +137,53 @@
       </w:pPr>
       <w:r>
         <w:rPr>
+          <w:rtl w:val="0"/>
+        </w:rPr>
+      </w:r>
+    </w:p>
+    <w:p>
+      <w:pPr>
+        <w:spacing w:line="331.2" w:lineRule="auto"/>
+        <w:jc w:val="both"/>
+        <w:rPr>
+          <w:sz w:val="24"/>
+          <w:szCs w:val="24"/>
+        </w:rPr>
+      </w:pPr>
+      <w:r>
+        <w:rPr>
+          <w:sz w:val="24"/>
+          <w:szCs w:val="24"/>
+          <w:rtl w:val="0"/>
+        </w:rPr>
+        <w:t xml:space="preserve">The AI does not read player input. The only instance where the AI “cheats” is reading </w:t>
+      </w:r>
+    </w:p>
+    <w:p>
+      <w:pPr>
+        <w:spacing w:line="331.2" w:lineRule="auto"/>
+        <w:rPr>
+          <w:sz w:val="24"/>
+          <w:szCs w:val="24"/>
+        </w:rPr>
+      </w:pPr>
+      <w:r>
+        <w:rPr>
+          <w:rtl w:val="0"/>
+        </w:rPr>
+      </w:r>
+    </w:p>
+    <w:p>
+      <w:pPr>
+        <w:spacing w:line="331.2" w:lineRule="auto"/>
+        <w:jc w:val="both"/>
+        <w:rPr>
+          <w:sz w:val="24"/>
+          <w:szCs w:val="24"/>
+        </w:rPr>
+      </w:pPr>
+      <w:r>
+        <w:rPr>
           <w:sz w:val="24"/>
           <w:szCs w:val="24"/>
           <w:rtl w:val="0"/>
@@ -146,6 +199,11 @@
           <w:szCs w:val="24"/>
         </w:rPr>
       </w:pPr>
+      <w:r>
+        <w:rPr>
+          <w:rtl w:val="0"/>
+        </w:rPr>
+      </w:r>
     </w:p>
     <w:p>
       <w:pPr>
@@ -173,6 +231,11 @@
           <w:szCs w:val="24"/>
         </w:rPr>
       </w:pPr>
+      <w:r>
+        <w:rPr>
+          <w:rtl w:val="0"/>
+        </w:rPr>
+      </w:r>
     </w:p>
     <w:p>
       <w:pPr>
@@ -271,24 +334,39 @@
           <w:szCs w:val="24"/>
         </w:rPr>
       </w:pPr>
-    </w:p>
-    <w:p>
-      <w:pPr>
-        <w:spacing w:line="331.2" w:lineRule="auto"/>
-        <w:rPr>
-          <w:sz w:val="24"/>
-          <w:szCs w:val="24"/>
-        </w:rPr>
-      </w:pPr>
-    </w:p>
-    <w:p>
-      <w:pPr>
-        <w:spacing w:line="331.2" w:lineRule="auto"/>
-        <w:rPr>
-          <w:sz w:val="24"/>
-          <w:szCs w:val="24"/>
-        </w:rPr>
-      </w:pPr>
+      <w:r>
+        <w:rPr>
+          <w:rtl w:val="0"/>
+        </w:rPr>
+      </w:r>
+    </w:p>
+    <w:p>
+      <w:pPr>
+        <w:spacing w:line="331.2" w:lineRule="auto"/>
+        <w:rPr>
+          <w:sz w:val="24"/>
+          <w:szCs w:val="24"/>
+        </w:rPr>
+      </w:pPr>
+      <w:r>
+        <w:rPr>
+          <w:rtl w:val="0"/>
+        </w:rPr>
+      </w:r>
+    </w:p>
+    <w:p>
+      <w:pPr>
+        <w:spacing w:line="331.2" w:lineRule="auto"/>
+        <w:rPr>
+          <w:sz w:val="24"/>
+          <w:szCs w:val="24"/>
+        </w:rPr>
+      </w:pPr>
+      <w:r>
+        <w:rPr>
+          <w:rtl w:val="0"/>
+        </w:rPr>
+      </w:r>
     </w:p>
     <w:p>
       <w:pPr>
@@ -493,6 +571,11 @@
           <w:szCs w:val="24"/>
         </w:rPr>
       </w:pPr>
+      <w:r>
+        <w:rPr>
+          <w:rtl w:val="0"/>
+        </w:rPr>
+      </w:r>
     </w:p>
     <w:p>
       <w:pPr>
@@ -538,6 +621,11 @@
           <w:szCs w:val="24"/>
         </w:rPr>
       </w:pPr>
+      <w:r>
+        <w:rPr>
+          <w:rtl w:val="0"/>
+        </w:rPr>
+      </w:r>
     </w:p>
     <w:p>
       <w:pPr>
@@ -564,6 +652,11 @@
           <w:szCs w:val="24"/>
         </w:rPr>
       </w:pPr>
+      <w:r>
+        <w:rPr>
+          <w:rtl w:val="0"/>
+        </w:rPr>
+      </w:r>
     </w:p>
     <w:p>
       <w:pPr>
@@ -609,6 +702,11 @@
           <w:szCs w:val="24"/>
         </w:rPr>
       </w:pPr>
+      <w:r>
+        <w:rPr>
+          <w:rtl w:val="0"/>
+        </w:rPr>
+      </w:r>
     </w:p>
     <w:p>
       <w:pPr>
@@ -635,6 +733,11 @@
           <w:szCs w:val="24"/>
         </w:rPr>
       </w:pPr>
+      <w:r>
+        <w:rPr>
+          <w:rtl w:val="0"/>
+        </w:rPr>
+      </w:r>
     </w:p>
     <w:p>
       <w:pPr>
@@ -651,17 +754,40 @@
           <w:szCs w:val="24"/>
           <w:rtl w:val="0"/>
         </w:rPr>
-        <w:t xml:space="preserve">With a +4 Switch-In Score only half of this rate is used. With +5 or higher it adds a flat 5% to the rate. If the AI has a pivot move it can use, it will use the pivot move instead of hard switching, unless it would be KO'd before it moves.</w:t>
-      </w:r>
-    </w:p>
-    <w:p>
-      <w:pPr>
-        <w:spacing w:line="331.2" w:lineRule="auto"/>
-        <w:rPr>
-          <w:sz w:val="24"/>
-          <w:szCs w:val="24"/>
-        </w:rPr>
-      </w:pPr>
+        <w:t xml:space="preserve">With a +4 Switch-In Score only half of this rate is used. With +5 or higher it adds a flat 5% to the rate: + 3 or lower: 0%,  +4: 0-15%,  +5 or higher: 5-35%</w:t>
+      </w:r>
+    </w:p>
+    <w:p>
+      <w:pPr>
+        <w:spacing w:line="331.2" w:lineRule="auto"/>
+        <w:jc w:val="both"/>
+        <w:rPr>
+          <w:sz w:val="24"/>
+          <w:szCs w:val="24"/>
+        </w:rPr>
+      </w:pPr>
+      <w:r>
+        <w:rPr>
+          <w:sz w:val="24"/>
+          <w:szCs w:val="24"/>
+          <w:rtl w:val="0"/>
+        </w:rPr>
+        <w:t xml:space="preserve"> If the AI has a pivot move it can use, it will use the pivot move instead of hard switching, unless it would be KO'd before it moves.</w:t>
+      </w:r>
+    </w:p>
+    <w:p>
+      <w:pPr>
+        <w:spacing w:line="331.2" w:lineRule="auto"/>
+        <w:rPr>
+          <w:sz w:val="24"/>
+          <w:szCs w:val="24"/>
+        </w:rPr>
+      </w:pPr>
+      <w:r>
+        <w:rPr>
+          <w:rtl w:val="0"/>
+        </w:rPr>
+      </w:r>
     </w:p>
     <w:p>
       <w:pPr>
@@ -845,6 +971,11 @@
           <w:szCs w:val="24"/>
         </w:rPr>
       </w:pPr>
+      <w:r>
+        <w:rPr>
+          <w:rtl w:val="0"/>
+        </w:rPr>
+      </w:r>
     </w:p>
     <w:p>
       <w:pPr>
@@ -990,6 +1121,11 @@
           <w:szCs w:val="24"/>
         </w:rPr>
       </w:pPr>
+      <w:r>
+        <w:rPr>
+          <w:rtl w:val="0"/>
+        </w:rPr>
+      </w:r>
     </w:p>
     <w:p>
       <w:pPr>
@@ -1016,69 +1152,189 @@
           <w:szCs w:val="24"/>
         </w:rPr>
       </w:pPr>
-    </w:p>
-    <w:p>
-      <w:pPr>
-        <w:spacing w:line="331.2" w:lineRule="auto"/>
-        <w:rPr>
-          <w:sz w:val="24"/>
-          <w:szCs w:val="24"/>
-        </w:rPr>
-      </w:pPr>
-    </w:p>
-    <w:p>
-      <w:pPr>
-        <w:spacing w:line="331.2" w:lineRule="auto"/>
-        <w:rPr>
-          <w:sz w:val="24"/>
-          <w:szCs w:val="24"/>
-        </w:rPr>
-      </w:pPr>
-    </w:p>
-    <w:p>
-      <w:pPr>
-        <w:spacing w:line="331.2" w:lineRule="auto"/>
-        <w:rPr>
-          <w:sz w:val="24"/>
-          <w:szCs w:val="24"/>
-        </w:rPr>
-      </w:pPr>
-    </w:p>
-    <w:p>
-      <w:pPr>
-        <w:spacing w:line="331.2" w:lineRule="auto"/>
-        <w:rPr>
-          <w:sz w:val="24"/>
-          <w:szCs w:val="24"/>
-        </w:rPr>
-      </w:pPr>
-    </w:p>
-    <w:p>
-      <w:pPr>
-        <w:spacing w:line="331.2" w:lineRule="auto"/>
-        <w:rPr>
-          <w:sz w:val="24"/>
-          <w:szCs w:val="24"/>
-        </w:rPr>
-      </w:pPr>
-    </w:p>
-    <w:p>
-      <w:pPr>
-        <w:spacing w:line="331.2" w:lineRule="auto"/>
-        <w:rPr>
-          <w:sz w:val="24"/>
-          <w:szCs w:val="24"/>
-        </w:rPr>
-      </w:pPr>
-    </w:p>
-    <w:p>
-      <w:pPr>
-        <w:spacing w:line="331.2" w:lineRule="auto"/>
-        <w:rPr>
-          <w:sz w:val="24"/>
-          <w:szCs w:val="24"/>
-        </w:rPr>
-      </w:pPr>
+      <w:r>
+        <w:rPr>
+          <w:rtl w:val="0"/>
+        </w:rPr>
+      </w:r>
+    </w:p>
+    <w:p>
+      <w:pPr>
+        <w:spacing w:line="331.2" w:lineRule="auto"/>
+        <w:rPr>
+          <w:sz w:val="24"/>
+          <w:szCs w:val="24"/>
+        </w:rPr>
+      </w:pPr>
+      <w:r>
+        <w:rPr>
+          <w:rtl w:val="0"/>
+        </w:rPr>
+      </w:r>
+    </w:p>
+    <w:p>
+      <w:pPr>
+        <w:spacing w:line="331.2" w:lineRule="auto"/>
+        <w:rPr>
+          <w:sz w:val="24"/>
+          <w:szCs w:val="24"/>
+        </w:rPr>
+      </w:pPr>
+      <w:r>
+        <w:rPr>
+          <w:rtl w:val="0"/>
+        </w:rPr>
+      </w:r>
+    </w:p>
+    <w:p>
+      <w:pPr>
+        <w:spacing w:line="331.2" w:lineRule="auto"/>
+        <w:rPr>
+          <w:sz w:val="24"/>
+          <w:szCs w:val="24"/>
+        </w:rPr>
+      </w:pPr>
+      <w:r>
+        <w:rPr>
+          <w:rtl w:val="0"/>
+        </w:rPr>
+      </w:r>
+    </w:p>
+    <w:p>
+      <w:pPr>
+        <w:spacing w:line="331.2" w:lineRule="auto"/>
+        <w:rPr>
+          <w:sz w:val="24"/>
+          <w:szCs w:val="24"/>
+        </w:rPr>
+      </w:pPr>
+      <w:r>
+        <w:rPr>
+          <w:rtl w:val="0"/>
+        </w:rPr>
+      </w:r>
+    </w:p>
+    <w:p>
+      <w:pPr>
+        <w:spacing w:line="331.2" w:lineRule="auto"/>
+        <w:rPr>
+          <w:sz w:val="24"/>
+          <w:szCs w:val="24"/>
+        </w:rPr>
+      </w:pPr>
+      <w:r>
+        <w:rPr>
+          <w:rtl w:val="0"/>
+        </w:rPr>
+      </w:r>
+    </w:p>
+    <w:p>
+      <w:pPr>
+        <w:spacing w:line="331.2" w:lineRule="auto"/>
+        <w:rPr>
+          <w:sz w:val="24"/>
+          <w:szCs w:val="24"/>
+        </w:rPr>
+      </w:pPr>
+      <w:r>
+        <w:rPr>
+          <w:rtl w:val="0"/>
+        </w:rPr>
+      </w:r>
+    </w:p>
+    <w:p>
+      <w:pPr>
+        <w:spacing w:line="331.2" w:lineRule="auto"/>
+        <w:rPr>
+          <w:sz w:val="24"/>
+          <w:szCs w:val="24"/>
+        </w:rPr>
+      </w:pPr>
+      <w:r>
+        <w:rPr>
+          <w:rtl w:val="0"/>
+        </w:rPr>
+      </w:r>
+    </w:p>
+    <w:p>
+      <w:pPr>
+        <w:spacing w:line="331.2" w:lineRule="auto"/>
+        <w:rPr>
+          <w:b w:val="1"/>
+          <w:bCs w:val="1"/>
+          <w:sz w:val="24"/>
+          <w:szCs w:val="24"/>
+        </w:rPr>
+      </w:pPr>
+      <w:r>
+        <w:rPr>
+          <w:rtl w:val="0"/>
+        </w:rPr>
+      </w:r>
+    </w:p>
+    <w:p>
+      <w:pPr>
+        <w:spacing w:line="331.2" w:lineRule="auto"/>
+        <w:rPr>
+          <w:b w:val="1"/>
+          <w:bCs w:val="1"/>
+          <w:sz w:val="24"/>
+          <w:szCs w:val="24"/>
+        </w:rPr>
+      </w:pPr>
+      <w:r>
+        <w:rPr>
+          <w:rtl w:val="0"/>
+        </w:rPr>
+      </w:r>
+    </w:p>
+    <w:p>
+      <w:pPr>
+        <w:spacing w:line="331.2" w:lineRule="auto"/>
+        <w:rPr>
+          <w:b w:val="1"/>
+          <w:bCs w:val="1"/>
+          <w:sz w:val="24"/>
+          <w:szCs w:val="24"/>
+        </w:rPr>
+      </w:pPr>
+      <w:r>
+        <w:rPr>
+          <w:rtl w:val="0"/>
+        </w:rPr>
+      </w:r>
+    </w:p>
+    <w:p>
+      <w:pPr>
+        <w:spacing w:line="331.2" w:lineRule="auto"/>
+        <w:rPr>
+          <w:b w:val="1"/>
+          <w:bCs w:val="1"/>
+          <w:sz w:val="24"/>
+          <w:szCs w:val="24"/>
+        </w:rPr>
+      </w:pPr>
+      <w:r>
+        <w:rPr>
+          <w:rtl w:val="0"/>
+        </w:rPr>
+      </w:r>
+    </w:p>
+    <w:p>
+      <w:pPr>
+        <w:spacing w:line="331.2" w:lineRule="auto"/>
+        <w:rPr>
+          <w:b w:val="1"/>
+          <w:bCs w:val="1"/>
+          <w:sz w:val="24"/>
+          <w:szCs w:val="24"/>
+        </w:rPr>
+      </w:pPr>
+      <w:r>
+        <w:rPr>
+          <w:rtl w:val="0"/>
+        </w:rPr>
+      </w:r>
     </w:p>
     <w:p>
       <w:pPr>
@@ -1119,7 +1375,7 @@
           <wp:inline distB="114300" distT="114300" distL="114300" distR="114300">
             <wp:extent cx="4429125" cy="3267075"/>
             <wp:effectExtent b="0" l="0" r="0" t="0"/>
-            <wp:docPr id="1" name="image1.png"/>
+            <wp:docPr id="2" name="image1.png"/>
             <a:graphic>
               <a:graphicData uri="http://schemas.openxmlformats.org/drawingml/2006/picture">
                 <pic:pic>
@@ -1128,7 +1384,7 @@
                     <pic:cNvPicPr preferRelativeResize="0"/>
                   </pic:nvPicPr>
                   <pic:blipFill>
-                    <a:blip r:embed="rId6"/>
+                    <a:blip r:embed="rId7"/>
                     <a:srcRect b="0" l="0" r="0" t="0"/>
                     <a:stretch>
                       <a:fillRect/>
@@ -1180,6 +1436,11 @@
           <w:szCs w:val="24"/>
         </w:rPr>
       </w:pPr>
+      <w:r>
+        <w:rPr>
+          <w:rtl w:val="0"/>
+        </w:rPr>
+      </w:r>
     </w:p>
     <w:p>
       <w:pPr>
@@ -1261,6 +1522,11 @@
           <w:szCs w:val="24"/>
         </w:rPr>
       </w:pPr>
+      <w:r>
+        <w:rPr>
+          <w:rtl w:val="0"/>
+        </w:rPr>
+      </w:r>
     </w:p>
     <w:p>
       <w:pPr>
@@ -1304,6 +1570,11 @@
           <w:szCs w:val="24"/>
         </w:rPr>
       </w:pPr>
+      <w:r>
+        <w:rPr>
+          <w:rtl w:val="0"/>
+        </w:rPr>
+      </w:r>
     </w:p>
     <w:p>
       <w:pPr>
@@ -1398,6 +1669,11 @@
           <w:szCs w:val="24"/>
         </w:rPr>
       </w:pPr>
+      <w:r>
+        <w:rPr>
+          <w:rtl w:val="0"/>
+        </w:rPr>
+      </w:r>
     </w:p>
     <w:p>
       <w:pPr>
@@ -1441,6 +1717,11 @@
           <w:szCs w:val="24"/>
         </w:rPr>
       </w:pPr>
+      <w:r>
+        <w:rPr>
+          <w:rtl w:val="0"/>
+        </w:rPr>
+      </w:r>
     </w:p>
     <w:p>
       <w:pPr>
@@ -1484,6 +1765,11 @@
           <w:szCs w:val="24"/>
         </w:rPr>
       </w:pPr>
+      <w:r>
+        <w:rPr>
+          <w:rtl w:val="0"/>
+        </w:rPr>
+      </w:r>
     </w:p>
     <w:p>
       <w:pPr>
@@ -1510,6 +1796,11 @@
           <w:szCs w:val="24"/>
         </w:rPr>
       </w:pPr>
+      <w:r>
+        <w:rPr>
+          <w:rtl w:val="0"/>
+        </w:rPr>
+      </w:r>
     </w:p>
     <w:p>
       <w:pPr>
@@ -1553,6 +1844,11 @@
           <w:szCs w:val="24"/>
         </w:rPr>
       </w:pPr>
+      <w:r>
+        <w:rPr>
+          <w:rtl w:val="0"/>
+        </w:rPr>
+      </w:r>
     </w:p>
     <w:p>
       <w:pPr>
@@ -1681,6 +1977,11 @@
           <w:szCs w:val="24"/>
         </w:rPr>
       </w:pPr>
+      <w:r>
+        <w:rPr>
+          <w:rtl w:val="0"/>
+        </w:rPr>
+      </w:r>
     </w:p>
     <w:p>
       <w:pPr>
@@ -1741,6 +2042,11 @@
           <w:szCs w:val="24"/>
         </w:rPr>
       </w:pPr>
+      <w:r>
+        <w:rPr>
+          <w:rtl w:val="0"/>
+        </w:rPr>
+      </w:r>
     </w:p>
     <w:p>
       <w:pPr>
@@ -1767,6 +2073,11 @@
           <w:szCs w:val="24"/>
         </w:rPr>
       </w:pPr>
+      <w:r>
+        <w:rPr>
+          <w:rtl w:val="0"/>
+        </w:rPr>
+      </w:r>
     </w:p>
     <w:p>
       <w:pPr>
@@ -1810,6 +2121,11 @@
           <w:szCs w:val="24"/>
         </w:rPr>
       </w:pPr>
+      <w:r>
+        <w:rPr>
+          <w:rtl w:val="0"/>
+        </w:rPr>
+      </w:r>
     </w:p>
     <w:p>
       <w:pPr>
@@ -1938,6 +2254,11 @@
           <w:szCs w:val="24"/>
         </w:rPr>
       </w:pPr>
+      <w:r>
+        <w:rPr>
+          <w:rtl w:val="0"/>
+        </w:rPr>
+      </w:r>
     </w:p>
     <w:p>
       <w:pPr>
@@ -1964,6 +2285,11 @@
           <w:szCs w:val="24"/>
         </w:rPr>
       </w:pPr>
+      <w:r>
+        <w:rPr>
+          <w:rtl w:val="0"/>
+        </w:rPr>
+      </w:r>
     </w:p>
     <w:p>
       <w:pPr>
@@ -2007,6 +2333,11 @@
           <w:szCs w:val="24"/>
         </w:rPr>
       </w:pPr>
+      <w:r>
+        <w:rPr>
+          <w:rtl w:val="0"/>
+        </w:rPr>
+      </w:r>
     </w:p>
     <w:p>
       <w:pPr>
@@ -2135,6 +2466,11 @@
           <w:szCs w:val="24"/>
         </w:rPr>
       </w:pPr>
+      <w:r>
+        <w:rPr>
+          <w:rtl w:val="0"/>
+        </w:rPr>
+      </w:r>
     </w:p>
     <w:p>
       <w:pPr>
@@ -2178,15 +2514,25 @@
           <w:szCs w:val="24"/>
         </w:rPr>
       </w:pPr>
-    </w:p>
-    <w:p>
-      <w:pPr>
-        <w:spacing w:line="331.2" w:lineRule="auto"/>
-        <w:rPr>
-          <w:sz w:val="24"/>
-          <w:szCs w:val="24"/>
-        </w:rPr>
-      </w:pPr>
+      <w:r>
+        <w:rPr>
+          <w:rtl w:val="0"/>
+        </w:rPr>
+      </w:r>
+    </w:p>
+    <w:p>
+      <w:pPr>
+        <w:spacing w:line="331.2" w:lineRule="auto"/>
+        <w:rPr>
+          <w:sz w:val="24"/>
+          <w:szCs w:val="24"/>
+        </w:rPr>
+      </w:pPr>
+      <w:r>
+        <w:rPr>
+          <w:rtl w:val="0"/>
+        </w:rPr>
+      </w:r>
     </w:p>
     <w:p>
       <w:pPr>
@@ -2298,6 +2644,11 @@
           <w:szCs w:val="24"/>
         </w:rPr>
       </w:pPr>
+      <w:r>
+        <w:rPr>
+          <w:rtl w:val="0"/>
+        </w:rPr>
+      </w:r>
     </w:p>
     <w:p>
       <w:pPr>
@@ -2426,6 +2777,11 @@
           <w:szCs w:val="24"/>
         </w:rPr>
       </w:pPr>
+      <w:r>
+        <w:rPr>
+          <w:rtl w:val="0"/>
+        </w:rPr>
+      </w:r>
     </w:p>
     <w:p>
       <w:pPr>
@@ -2503,6 +2859,11 @@
           <w:szCs w:val="24"/>
         </w:rPr>
       </w:pPr>
+      <w:r>
+        <w:rPr>
+          <w:rtl w:val="0"/>
+        </w:rPr>
+      </w:r>
     </w:p>
     <w:p>
       <w:pPr>
@@ -2597,6 +2958,11 @@
           <w:szCs w:val="24"/>
         </w:rPr>
       </w:pPr>
+      <w:r>
+        <w:rPr>
+          <w:rtl w:val="0"/>
+        </w:rPr>
+      </w:r>
     </w:p>
     <w:p>
       <w:pPr>
@@ -2657,6 +3023,11 @@
           <w:szCs w:val="24"/>
         </w:rPr>
       </w:pPr>
+      <w:r>
+        <w:rPr>
+          <w:rtl w:val="0"/>
+        </w:rPr>
+      </w:r>
     </w:p>
     <w:p>
       <w:pPr>
@@ -2751,6 +3122,11 @@
           <w:szCs w:val="24"/>
         </w:rPr>
       </w:pPr>
+      <w:r>
+        <w:rPr>
+          <w:rtl w:val="0"/>
+        </w:rPr>
+      </w:r>
     </w:p>
     <w:p>
       <w:pPr>
@@ -2794,6 +3170,11 @@
           <w:szCs w:val="24"/>
         </w:rPr>
       </w:pPr>
+      <w:r>
+        <w:rPr>
+          <w:rtl w:val="0"/>
+        </w:rPr>
+      </w:r>
     </w:p>
     <w:p>
       <w:pPr>
@@ -2820,6 +3201,11 @@
           <w:szCs w:val="24"/>
         </w:rPr>
       </w:pPr>
+      <w:r>
+        <w:rPr>
+          <w:rtl w:val="0"/>
+        </w:rPr>
+      </w:r>
     </w:p>
     <w:p>
       <w:pPr>
@@ -2965,6 +3351,11 @@
           <w:szCs w:val="24"/>
         </w:rPr>
       </w:pPr>
+      <w:r>
+        <w:rPr>
+          <w:rtl w:val="0"/>
+        </w:rPr>
+      </w:r>
     </w:p>
     <w:p>
       <w:pPr>
@@ -3059,6 +3450,11 @@
           <w:szCs w:val="24"/>
         </w:rPr>
       </w:pPr>
+      <w:r>
+        <w:rPr>
+          <w:rtl w:val="0"/>
+        </w:rPr>
+      </w:r>
     </w:p>
     <w:p>
       <w:pPr>
@@ -3119,6 +3515,11 @@
           <w:szCs w:val="24"/>
         </w:rPr>
       </w:pPr>
+      <w:r>
+        <w:rPr>
+          <w:rtl w:val="0"/>
+        </w:rPr>
+      </w:r>
     </w:p>
     <w:p>
       <w:pPr>
@@ -3162,6 +3563,11 @@
           <w:szCs w:val="24"/>
         </w:rPr>
       </w:pPr>
+      <w:r>
+        <w:rPr>
+          <w:rtl w:val="0"/>
+        </w:rPr>
+      </w:r>
     </w:p>
     <w:p>
       <w:pPr>
@@ -3256,6 +3662,11 @@
           <w:szCs w:val="24"/>
         </w:rPr>
       </w:pPr>
+      <w:r>
+        <w:rPr>
+          <w:rtl w:val="0"/>
+        </w:rPr>
+      </w:r>
     </w:p>
     <w:p>
       <w:pPr>
@@ -3350,6 +3761,11 @@
           <w:szCs w:val="24"/>
         </w:rPr>
       </w:pPr>
+      <w:r>
+        <w:rPr>
+          <w:rtl w:val="0"/>
+        </w:rPr>
+      </w:r>
     </w:p>
     <w:p>
       <w:pPr>
@@ -3444,6 +3860,11 @@
           <w:szCs w:val="24"/>
         </w:rPr>
       </w:pPr>
+      <w:r>
+        <w:rPr>
+          <w:rtl w:val="0"/>
+        </w:rPr>
+      </w:r>
     </w:p>
     <w:p>
       <w:pPr>
@@ -3538,6 +3959,11 @@
           <w:szCs w:val="24"/>
         </w:rPr>
       </w:pPr>
+      <w:r>
+        <w:rPr>
+          <w:rtl w:val="0"/>
+        </w:rPr>
+      </w:r>
     </w:p>
     <w:p>
       <w:pPr>
@@ -3564,6 +3990,11 @@
           <w:szCs w:val="24"/>
         </w:rPr>
       </w:pPr>
+      <w:r>
+        <w:rPr>
+          <w:rtl w:val="0"/>
+        </w:rPr>
+      </w:r>
     </w:p>
     <w:p>
       <w:pPr>
@@ -3590,15 +4021,25 @@
           <w:szCs w:val="24"/>
         </w:rPr>
       </w:pPr>
-    </w:p>
-    <w:p>
-      <w:pPr>
-        <w:spacing w:line="331.2" w:lineRule="auto"/>
-        <w:rPr>
-          <w:sz w:val="24"/>
-          <w:szCs w:val="24"/>
-        </w:rPr>
-      </w:pPr>
+      <w:r>
+        <w:rPr>
+          <w:rtl w:val="0"/>
+        </w:rPr>
+      </w:r>
+    </w:p>
+    <w:p>
+      <w:pPr>
+        <w:spacing w:line="331.2" w:lineRule="auto"/>
+        <w:rPr>
+          <w:sz w:val="24"/>
+          <w:szCs w:val="24"/>
+        </w:rPr>
+      </w:pPr>
+      <w:r>
+        <w:rPr>
+          <w:rtl w:val="0"/>
+        </w:rPr>
+      </w:r>
     </w:p>
     <w:p>
       <w:pPr>
@@ -3693,6 +4134,11 @@
           <w:szCs w:val="24"/>
         </w:rPr>
       </w:pPr>
+      <w:r>
+        <w:rPr>
+          <w:rtl w:val="0"/>
+        </w:rPr>
+      </w:r>
     </w:p>
     <w:p>
       <w:pPr>
@@ -3736,6 +4182,11 @@
           <w:szCs w:val="24"/>
         </w:rPr>
       </w:pPr>
+      <w:r>
+        <w:rPr>
+          <w:rtl w:val="0"/>
+        </w:rPr>
+      </w:r>
     </w:p>
     <w:p>
       <w:pPr>
@@ -3881,6 +4332,11 @@
           <w:szCs w:val="24"/>
         </w:rPr>
       </w:pPr>
+      <w:r>
+        <w:rPr>
+          <w:rtl w:val="0"/>
+        </w:rPr>
+      </w:r>
     </w:p>
     <w:p>
       <w:pPr>
@@ -3907,6 +4363,11 @@
           <w:szCs w:val="24"/>
         </w:rPr>
       </w:pPr>
+      <w:r>
+        <w:rPr>
+          <w:rtl w:val="0"/>
+        </w:rPr>
+      </w:r>
     </w:p>
     <w:p>
       <w:pPr>
@@ -3950,15 +4411,25 @@
           <w:szCs w:val="24"/>
         </w:rPr>
       </w:pPr>
-    </w:p>
-    <w:p>
-      <w:pPr>
-        <w:spacing w:line="331.2" w:lineRule="auto"/>
-        <w:rPr>
-          <w:sz w:val="24"/>
-          <w:szCs w:val="24"/>
-        </w:rPr>
-      </w:pPr>
+      <w:r>
+        <w:rPr>
+          <w:rtl w:val="0"/>
+        </w:rPr>
+      </w:r>
+    </w:p>
+    <w:p>
+      <w:pPr>
+        <w:spacing w:line="331.2" w:lineRule="auto"/>
+        <w:rPr>
+          <w:sz w:val="24"/>
+          <w:szCs w:val="24"/>
+        </w:rPr>
+      </w:pPr>
+      <w:r>
+        <w:rPr>
+          <w:rtl w:val="0"/>
+        </w:rPr>
+      </w:r>
     </w:p>
     <w:p>
       <w:pPr>
@@ -3985,6 +4456,11 @@
           <w:szCs w:val="24"/>
         </w:rPr>
       </w:pPr>
+      <w:r>
+        <w:rPr>
+          <w:rtl w:val="0"/>
+        </w:rPr>
+      </w:r>
     </w:p>
     <w:p>
       <w:pPr>
@@ -4130,6 +4606,11 @@
           <w:szCs w:val="24"/>
         </w:rPr>
       </w:pPr>
+      <w:r>
+        <w:rPr>
+          <w:rtl w:val="0"/>
+        </w:rPr>
+      </w:r>
     </w:p>
     <w:p>
       <w:pPr>
@@ -4190,6 +4671,11 @@
           <w:szCs w:val="24"/>
         </w:rPr>
       </w:pPr>
+      <w:r>
+        <w:rPr>
+          <w:rtl w:val="0"/>
+        </w:rPr>
+      </w:r>
     </w:p>
     <w:p>
       <w:pPr>
@@ -4250,6 +4736,11 @@
           <w:szCs w:val="24"/>
         </w:rPr>
       </w:pPr>
+      <w:r>
+        <w:rPr>
+          <w:rtl w:val="0"/>
+        </w:rPr>
+      </w:r>
     </w:p>
     <w:p>
       <w:pPr>
@@ -4293,6 +4784,11 @@
           <w:szCs w:val="24"/>
         </w:rPr>
       </w:pPr>
+      <w:r>
+        <w:rPr>
+          <w:rtl w:val="0"/>
+        </w:rPr>
+      </w:r>
     </w:p>
     <w:p>
       <w:pPr>
@@ -4336,6 +4832,11 @@
           <w:szCs w:val="24"/>
         </w:rPr>
       </w:pPr>
+      <w:r>
+        <w:rPr>
+          <w:rtl w:val="0"/>
+        </w:rPr>
+      </w:r>
     </w:p>
     <w:p>
       <w:pPr>
@@ -4379,6 +4880,11 @@
           <w:szCs w:val="24"/>
         </w:rPr>
       </w:pPr>
+      <w:r>
+        <w:rPr>
+          <w:rtl w:val="0"/>
+        </w:rPr>
+      </w:r>
     </w:p>
     <w:p>
       <w:pPr>
@@ -4422,6 +4928,11 @@
           <w:szCs w:val="24"/>
         </w:rPr>
       </w:pPr>
+      <w:r>
+        <w:rPr>
+          <w:rtl w:val="0"/>
+        </w:rPr>
+      </w:r>
     </w:p>
     <w:p>
       <w:pPr>
@@ -4465,6 +4976,11 @@
           <w:szCs w:val="24"/>
         </w:rPr>
       </w:pPr>
+      <w:r>
+        <w:rPr>
+          <w:rtl w:val="0"/>
+        </w:rPr>
+      </w:r>
     </w:p>
     <w:p>
       <w:pPr>
@@ -4491,6 +5007,11 @@
           <w:szCs w:val="24"/>
         </w:rPr>
       </w:pPr>
+      <w:r>
+        <w:rPr>
+          <w:rtl w:val="0"/>
+        </w:rPr>
+      </w:r>
     </w:p>
     <w:p>
       <w:pPr>
@@ -4534,6 +5055,11 @@
           <w:szCs w:val="24"/>
         </w:rPr>
       </w:pPr>
+      <w:r>
+        <w:rPr>
+          <w:rtl w:val="0"/>
+        </w:rPr>
+      </w:r>
     </w:p>
     <w:p>
       <w:pPr>
@@ -4577,6 +5103,11 @@
           <w:szCs w:val="24"/>
         </w:rPr>
       </w:pPr>
+      <w:r>
+        <w:rPr>
+          <w:rtl w:val="0"/>
+        </w:rPr>
+      </w:r>
     </w:p>
     <w:p>
       <w:pPr>
@@ -4671,15 +5202,25 @@
           <w:szCs w:val="24"/>
         </w:rPr>
       </w:pPr>
-    </w:p>
-    <w:p>
-      <w:pPr>
-        <w:spacing w:line="331.2" w:lineRule="auto"/>
-        <w:rPr>
-          <w:sz w:val="24"/>
-          <w:szCs w:val="24"/>
-        </w:rPr>
-      </w:pPr>
+      <w:r>
+        <w:rPr>
+          <w:rtl w:val="0"/>
+        </w:rPr>
+      </w:r>
+    </w:p>
+    <w:p>
+      <w:pPr>
+        <w:spacing w:line="331.2" w:lineRule="auto"/>
+        <w:rPr>
+          <w:sz w:val="24"/>
+          <w:szCs w:val="24"/>
+        </w:rPr>
+      </w:pPr>
+      <w:r>
+        <w:rPr>
+          <w:rtl w:val="0"/>
+        </w:rPr>
+      </w:r>
     </w:p>
     <w:p>
       <w:pPr>
@@ -4808,6 +5349,11 @@
           <w:szCs w:val="24"/>
         </w:rPr>
       </w:pPr>
+      <w:r>
+        <w:rPr>
+          <w:rtl w:val="0"/>
+        </w:rPr>
+      </w:r>
     </w:p>
     <w:p>
       <w:pPr>
@@ -4936,6 +5482,11 @@
           <w:szCs w:val="24"/>
         </w:rPr>
       </w:pPr>
+      <w:r>
+        <w:rPr>
+          <w:rtl w:val="0"/>
+        </w:rPr>
+      </w:r>
     </w:p>
     <w:p>
       <w:pPr>
@@ -5064,6 +5615,11 @@
           <w:szCs w:val="24"/>
         </w:rPr>
       </w:pPr>
+      <w:r>
+        <w:rPr>
+          <w:rtl w:val="0"/>
+        </w:rPr>
+      </w:r>
     </w:p>
     <w:p>
       <w:pPr>
@@ -5107,6 +5663,11 @@
           <w:szCs w:val="24"/>
         </w:rPr>
       </w:pPr>
+      <w:r>
+        <w:rPr>
+          <w:rtl w:val="0"/>
+        </w:rPr>
+      </w:r>
     </w:p>
     <w:p>
       <w:pPr>
@@ -5150,6 +5711,11 @@
           <w:szCs w:val="24"/>
         </w:rPr>
       </w:pPr>
+      <w:r>
+        <w:rPr>
+          <w:rtl w:val="0"/>
+        </w:rPr>
+      </w:r>
     </w:p>
     <w:p>
       <w:pPr>
@@ -5176,6 +5742,11 @@
           <w:szCs w:val="24"/>
         </w:rPr>
       </w:pPr>
+      <w:r>
+        <w:rPr>
+          <w:rtl w:val="0"/>
+        </w:rPr>
+      </w:r>
     </w:p>
     <w:p>
       <w:pPr>
@@ -5270,6 +5841,11 @@
           <w:szCs w:val="24"/>
         </w:rPr>
       </w:pPr>
+      <w:r>
+        <w:rPr>
+          <w:rtl w:val="0"/>
+        </w:rPr>
+      </w:r>
     </w:p>
     <w:p>
       <w:pPr>
@@ -5330,6 +5906,11 @@
           <w:szCs w:val="24"/>
         </w:rPr>
       </w:pPr>
+      <w:r>
+        <w:rPr>
+          <w:rtl w:val="0"/>
+        </w:rPr>
+      </w:r>
     </w:p>
     <w:p>
       <w:pPr>
@@ -5390,6 +5971,11 @@
           <w:szCs w:val="24"/>
         </w:rPr>
       </w:pPr>
+      <w:r>
+        <w:rPr>
+          <w:rtl w:val="0"/>
+        </w:rPr>
+      </w:r>
     </w:p>
     <w:p>
       <w:pPr>
@@ -5467,6 +6053,11 @@
           <w:szCs w:val="24"/>
         </w:rPr>
       </w:pPr>
+      <w:r>
+        <w:rPr>
+          <w:rtl w:val="0"/>
+        </w:rPr>
+      </w:r>
     </w:p>
     <w:p>
       <w:pPr>
@@ -5510,6 +6101,11 @@
           <w:szCs w:val="24"/>
         </w:rPr>
       </w:pPr>
+      <w:r>
+        <w:rPr>
+          <w:rtl w:val="0"/>
+        </w:rPr>
+      </w:r>
     </w:p>
     <w:p>
       <w:pPr>
@@ -5655,6 +6251,11 @@
           <w:szCs w:val="24"/>
         </w:rPr>
       </w:pPr>
+      <w:r>
+        <w:rPr>
+          <w:rtl w:val="0"/>
+        </w:rPr>
+      </w:r>
     </w:p>
     <w:p>
       <w:pPr>
@@ -5766,6 +6367,11 @@
           <w:szCs w:val="24"/>
         </w:rPr>
       </w:pPr>
+      <w:r>
+        <w:rPr>
+          <w:rtl w:val="0"/>
+        </w:rPr>
+      </w:r>
     </w:p>
     <w:p>
       <w:pPr>
@@ -5962,6 +6568,11 @@
           <w:szCs w:val="24"/>
         </w:rPr>
       </w:pPr>
+      <w:r>
+        <w:rPr>
+          <w:rtl w:val="0"/>
+        </w:rPr>
+      </w:r>
     </w:p>
     <w:p>
       <w:pPr>
@@ -6005,6 +6616,11 @@
           <w:szCs w:val="24"/>
         </w:rPr>
       </w:pPr>
+      <w:r>
+        <w:rPr>
+          <w:rtl w:val="0"/>
+        </w:rPr>
+      </w:r>
     </w:p>
     <w:p>
       <w:pPr>
@@ -6082,6 +6698,11 @@
           <w:szCs w:val="24"/>
         </w:rPr>
       </w:pPr>
+      <w:r>
+        <w:rPr>
+          <w:rtl w:val="0"/>
+        </w:rPr>
+      </w:r>
     </w:p>
     <w:p>
       <w:pPr>
@@ -6125,6 +6746,11 @@
           <w:szCs w:val="24"/>
         </w:rPr>
       </w:pPr>
+      <w:r>
+        <w:rPr>
+          <w:rtl w:val="0"/>
+        </w:rPr>
+      </w:r>
     </w:p>
     <w:p>
       <w:pPr>
@@ -6236,6 +6862,11 @@
           <w:szCs w:val="24"/>
         </w:rPr>
       </w:pPr>
+      <w:r>
+        <w:rPr>
+          <w:rtl w:val="0"/>
+        </w:rPr>
+      </w:r>
     </w:p>
     <w:p>
       <w:pPr>
@@ -6279,6 +6910,11 @@
           <w:szCs w:val="24"/>
         </w:rPr>
       </w:pPr>
+      <w:r>
+        <w:rPr>
+          <w:rtl w:val="0"/>
+        </w:rPr>
+      </w:r>
     </w:p>
     <w:p>
       <w:pPr>
@@ -6390,6 +7026,11 @@
           <w:szCs w:val="24"/>
         </w:rPr>
       </w:pPr>
+      <w:r>
+        <w:rPr>
+          <w:rtl w:val="0"/>
+        </w:rPr>
+      </w:r>
     </w:p>
     <w:p>
       <w:pPr>
@@ -6467,6 +7108,11 @@
           <w:szCs w:val="24"/>
         </w:rPr>
       </w:pPr>
+      <w:r>
+        <w:rPr>
+          <w:rtl w:val="0"/>
+        </w:rPr>
+      </w:r>
     </w:p>
     <w:p>
       <w:pPr>
@@ -6629,6 +7275,11 @@
           <w:szCs w:val="24"/>
         </w:rPr>
       </w:pPr>
+      <w:r>
+        <w:rPr>
+          <w:rtl w:val="0"/>
+        </w:rPr>
+      </w:r>
     </w:p>
     <w:p>
       <w:pPr>
@@ -6655,6 +7306,11 @@
           <w:szCs w:val="24"/>
         </w:rPr>
       </w:pPr>
+      <w:r>
+        <w:rPr>
+          <w:rtl w:val="0"/>
+        </w:rPr>
+      </w:r>
     </w:p>
     <w:p>
       <w:pPr>
@@ -6817,6 +7473,11 @@
           <w:szCs w:val="24"/>
         </w:rPr>
       </w:pPr>
+      <w:r>
+        <w:rPr>
+          <w:rtl w:val="0"/>
+        </w:rPr>
+      </w:r>
     </w:p>
     <w:p>
       <w:pPr>
@@ -6843,6 +7504,11 @@
           <w:szCs w:val="24"/>
         </w:rPr>
       </w:pPr>
+      <w:r>
+        <w:rPr>
+          <w:rtl w:val="0"/>
+        </w:rPr>
+      </w:r>
     </w:p>
     <w:p>
       <w:pPr>
@@ -6937,6 +7603,11 @@
           <w:szCs w:val="24"/>
         </w:rPr>
       </w:pPr>
+      <w:r>
+        <w:rPr>
+          <w:rtl w:val="0"/>
+        </w:rPr>
+      </w:r>
     </w:p>
     <w:p>
       <w:pPr>
@@ -6997,6 +7668,11 @@
           <w:szCs w:val="24"/>
         </w:rPr>
       </w:pPr>
+      <w:r>
+        <w:rPr>
+          <w:rtl w:val="0"/>
+        </w:rPr>
+      </w:r>
     </w:p>
     <w:p>
       <w:pPr>
@@ -7040,6 +7716,11 @@
           <w:szCs w:val="24"/>
         </w:rPr>
       </w:pPr>
+      <w:r>
+        <w:rPr>
+          <w:rtl w:val="0"/>
+        </w:rPr>
+      </w:r>
     </w:p>
     <w:p>
       <w:pPr>
@@ -7083,6 +7764,11 @@
           <w:szCs w:val="24"/>
         </w:rPr>
       </w:pPr>
+      <w:r>
+        <w:rPr>
+          <w:rtl w:val="0"/>
+        </w:rPr>
+      </w:r>
     </w:p>
     <w:p>
       <w:pPr>
@@ -7177,6 +7863,11 @@
           <w:szCs w:val="24"/>
         </w:rPr>
       </w:pPr>
+      <w:r>
+        <w:rPr>
+          <w:rtl w:val="0"/>
+        </w:rPr>
+      </w:r>
     </w:p>
     <w:p>
       <w:pPr>
@@ -7220,6 +7911,11 @@
           <w:szCs w:val="24"/>
         </w:rPr>
       </w:pPr>
+      <w:r>
+        <w:rPr>
+          <w:rtl w:val="0"/>
+        </w:rPr>
+      </w:r>
     </w:p>
     <w:p>
       <w:pPr>
@@ -7331,6 +8027,11 @@
           <w:szCs w:val="24"/>
         </w:rPr>
       </w:pPr>
+      <w:r>
+        <w:rPr>
+          <w:rtl w:val="0"/>
+        </w:rPr>
+      </w:r>
     </w:p>
     <w:p>
       <w:pPr>
@@ -7391,6 +8092,11 @@
           <w:szCs w:val="24"/>
         </w:rPr>
       </w:pPr>
+      <w:r>
+        <w:rPr>
+          <w:rtl w:val="0"/>
+        </w:rPr>
+      </w:r>
     </w:p>
     <w:p>
       <w:pPr>
@@ -7451,6 +8157,11 @@
           <w:szCs w:val="24"/>
         </w:rPr>
       </w:pPr>
+      <w:r>
+        <w:rPr>
+          <w:rtl w:val="0"/>
+        </w:rPr>
+      </w:r>
     </w:p>
     <w:p>
       <w:pPr>
@@ -7528,6 +8239,11 @@
           <w:szCs w:val="24"/>
         </w:rPr>
       </w:pPr>
+      <w:r>
+        <w:rPr>
+          <w:rtl w:val="0"/>
+        </w:rPr>
+      </w:r>
     </w:p>
     <w:p>
       <w:pPr>
@@ -7571,6 +8287,11 @@
           <w:szCs w:val="24"/>
         </w:rPr>
       </w:pPr>
+      <w:r>
+        <w:rPr>
+          <w:rtl w:val="0"/>
+        </w:rPr>
+      </w:r>
     </w:p>
     <w:p>
       <w:pPr>
@@ -7699,6 +8420,11 @@
           <w:szCs w:val="24"/>
         </w:rPr>
       </w:pPr>
+      <w:r>
+        <w:rPr>
+          <w:rtl w:val="0"/>
+        </w:rPr>
+      </w:r>
     </w:p>
     <w:p>
       <w:pPr>
@@ -7742,6 +8468,11 @@
           <w:szCs w:val="24"/>
         </w:rPr>
       </w:pPr>
+      <w:r>
+        <w:rPr>
+          <w:rtl w:val="0"/>
+        </w:rPr>
+      </w:r>
     </w:p>
     <w:p>
       <w:pPr>
@@ -7836,6 +8567,11 @@
           <w:szCs w:val="24"/>
         </w:rPr>
       </w:pPr>
+      <w:r>
+        <w:rPr>
+          <w:rtl w:val="0"/>
+        </w:rPr>
+      </w:r>
     </w:p>
     <w:p>
       <w:pPr>
@@ -7930,6 +8666,11 @@
           <w:szCs w:val="24"/>
         </w:rPr>
       </w:pPr>
+      <w:r>
+        <w:rPr>
+          <w:rtl w:val="0"/>
+        </w:rPr>
+      </w:r>
     </w:p>
     <w:p>
       <w:pPr>
@@ -8092,6 +8833,11 @@
           <w:szCs w:val="24"/>
         </w:rPr>
       </w:pPr>
+      <w:r>
+        <w:rPr>
+          <w:rtl w:val="0"/>
+        </w:rPr>
+      </w:r>
     </w:p>
     <w:p>
       <w:pPr>
@@ -8186,6 +8932,11 @@
           <w:szCs w:val="24"/>
         </w:rPr>
       </w:pPr>
+      <w:r>
+        <w:rPr>
+          <w:rtl w:val="0"/>
+        </w:rPr>
+      </w:r>
     </w:p>
     <w:p>
       <w:pPr>
@@ -8229,6 +8980,11 @@
           <w:szCs w:val="24"/>
         </w:rPr>
       </w:pPr>
+      <w:r>
+        <w:rPr>
+          <w:rtl w:val="0"/>
+        </w:rPr>
+      </w:r>
     </w:p>
     <w:p>
       <w:pPr>
@@ -8255,6 +9011,11 @@
           <w:szCs w:val="24"/>
         </w:rPr>
       </w:pPr>
+      <w:r>
+        <w:rPr>
+          <w:rtl w:val="0"/>
+        </w:rPr>
+      </w:r>
     </w:p>
     <w:p>
       <w:pPr>
@@ -8298,42 +9059,67 @@
           <w:szCs w:val="24"/>
         </w:rPr>
       </w:pPr>
-    </w:p>
-    <w:p>
-      <w:pPr>
-        <w:spacing w:line="331.2" w:lineRule="auto"/>
-        <w:rPr>
-          <w:sz w:val="24"/>
-          <w:szCs w:val="24"/>
-        </w:rPr>
-      </w:pPr>
-    </w:p>
-    <w:p>
-      <w:pPr>
-        <w:spacing w:line="331.2" w:lineRule="auto"/>
-        <w:rPr>
-          <w:sz w:val="24"/>
-          <w:szCs w:val="24"/>
-        </w:rPr>
-      </w:pPr>
-    </w:p>
-    <w:p>
-      <w:pPr>
-        <w:spacing w:line="331.2" w:lineRule="auto"/>
-        <w:rPr>
-          <w:sz w:val="24"/>
-          <w:szCs w:val="24"/>
-        </w:rPr>
-      </w:pPr>
-    </w:p>
-    <w:p>
-      <w:pPr>
-        <w:spacing w:line="331.2" w:lineRule="auto"/>
-        <w:rPr>
-          <w:sz w:val="24"/>
-          <w:szCs w:val="24"/>
-        </w:rPr>
-      </w:pPr>
+      <w:r>
+        <w:rPr>
+          <w:rtl w:val="0"/>
+        </w:rPr>
+      </w:r>
+    </w:p>
+    <w:p>
+      <w:pPr>
+        <w:spacing w:line="331.2" w:lineRule="auto"/>
+        <w:rPr>
+          <w:sz w:val="24"/>
+          <w:szCs w:val="24"/>
+        </w:rPr>
+      </w:pPr>
+      <w:r>
+        <w:rPr>
+          <w:rtl w:val="0"/>
+        </w:rPr>
+      </w:r>
+    </w:p>
+    <w:p>
+      <w:pPr>
+        <w:spacing w:line="331.2" w:lineRule="auto"/>
+        <w:rPr>
+          <w:sz w:val="24"/>
+          <w:szCs w:val="24"/>
+        </w:rPr>
+      </w:pPr>
+      <w:r>
+        <w:rPr>
+          <w:rtl w:val="0"/>
+        </w:rPr>
+      </w:r>
+    </w:p>
+    <w:p>
+      <w:pPr>
+        <w:spacing w:line="331.2" w:lineRule="auto"/>
+        <w:rPr>
+          <w:sz w:val="24"/>
+          <w:szCs w:val="24"/>
+        </w:rPr>
+      </w:pPr>
+      <w:r>
+        <w:rPr>
+          <w:rtl w:val="0"/>
+        </w:rPr>
+      </w:r>
+    </w:p>
+    <w:p>
+      <w:pPr>
+        <w:spacing w:line="331.2" w:lineRule="auto"/>
+        <w:rPr>
+          <w:sz w:val="24"/>
+          <w:szCs w:val="24"/>
+        </w:rPr>
+      </w:pPr>
+      <w:r>
+        <w:rPr>
+          <w:rtl w:val="0"/>
+        </w:rPr>
+      </w:r>
     </w:p>
     <w:p>
       <w:pPr>
@@ -8377,6 +9163,11 @@
           <w:szCs w:val="24"/>
         </w:rPr>
       </w:pPr>
+      <w:r>
+        <w:rPr>
+          <w:rtl w:val="0"/>
+        </w:rPr>
+      </w:r>
     </w:p>
     <w:p>
       <w:pPr>
@@ -8437,6 +9228,11 @@
           <w:szCs w:val="24"/>
         </w:rPr>
       </w:pPr>
+      <w:r>
+        <w:rPr>
+          <w:rtl w:val="0"/>
+        </w:rPr>
+      </w:r>
     </w:p>
     <w:p>
       <w:pPr>
@@ -8480,6 +9276,11 @@
           <w:szCs w:val="24"/>
         </w:rPr>
       </w:pPr>
+      <w:r>
+        <w:rPr>
+          <w:rtl w:val="0"/>
+        </w:rPr>
+      </w:r>
     </w:p>
     <w:p>
       <w:pPr>
@@ -8574,6 +9375,11 @@
           <w:szCs w:val="24"/>
         </w:rPr>
       </w:pPr>
+      <w:r>
+        <w:rPr>
+          <w:rtl w:val="0"/>
+        </w:rPr>
+      </w:r>
     </w:p>
     <w:p>
       <w:pPr>
@@ -8651,6 +9457,11 @@
           <w:szCs w:val="24"/>
         </w:rPr>
       </w:pPr>
+      <w:r>
+        <w:rPr>
+          <w:rtl w:val="0"/>
+        </w:rPr>
+      </w:r>
     </w:p>
     <w:p>
       <w:pPr>
@@ -8711,6 +9522,11 @@
           <w:szCs w:val="24"/>
         </w:rPr>
       </w:pPr>
+      <w:r>
+        <w:rPr>
+          <w:rtl w:val="0"/>
+        </w:rPr>
+      </w:r>
     </w:p>
     <w:p>
       <w:pPr>
@@ -8754,6 +9570,11 @@
           <w:szCs w:val="24"/>
         </w:rPr>
       </w:pPr>
+      <w:r>
+        <w:rPr>
+          <w:rtl w:val="0"/>
+        </w:rPr>
+      </w:r>
     </w:p>
     <w:p>
       <w:pPr>
@@ -8797,6 +9618,11 @@
           <w:szCs w:val="24"/>
         </w:rPr>
       </w:pPr>
+      <w:r>
+        <w:rPr>
+          <w:rtl w:val="0"/>
+        </w:rPr>
+      </w:r>
     </w:p>
     <w:p>
       <w:pPr>
@@ -8840,6 +9666,11 @@
           <w:szCs w:val="24"/>
         </w:rPr>
       </w:pPr>
+      <w:r>
+        <w:rPr>
+          <w:rtl w:val="0"/>
+        </w:rPr>
+      </w:r>
     </w:p>
     <w:p>
       <w:pPr>
@@ -8883,6 +9714,11 @@
           <w:szCs w:val="24"/>
         </w:rPr>
       </w:pPr>
+      <w:r>
+        <w:rPr>
+          <w:rtl w:val="0"/>
+        </w:rPr>
+      </w:r>
     </w:p>
     <w:p>
       <w:pPr>
@@ -8943,6 +9779,11 @@
           <w:szCs w:val="24"/>
         </w:rPr>
       </w:pPr>
+      <w:r>
+        <w:rPr>
+          <w:rtl w:val="0"/>
+        </w:rPr>
+      </w:r>
     </w:p>
     <w:p>
       <w:pPr>
@@ -8969,6 +9810,11 @@
           <w:szCs w:val="24"/>
         </w:rPr>
       </w:pPr>
+      <w:r>
+        <w:rPr>
+          <w:rtl w:val="0"/>
+        </w:rPr>
+      </w:r>
     </w:p>
     <w:p>
       <w:pPr>
@@ -8995,6 +9841,11 @@
           <w:szCs w:val="24"/>
         </w:rPr>
       </w:pPr>
+      <w:r>
+        <w:rPr>
+          <w:rtl w:val="0"/>
+        </w:rPr>
+      </w:r>
     </w:p>
     <w:p>
       <w:pPr>
@@ -9021,6 +9872,11 @@
           <w:szCs w:val="24"/>
         </w:rPr>
       </w:pPr>
+      <w:r>
+        <w:rPr>
+          <w:rtl w:val="0"/>
+        </w:rPr>
+      </w:r>
     </w:p>
     <w:p>
       <w:pPr>
@@ -9047,15 +9903,25 @@
           <w:szCs w:val="24"/>
         </w:rPr>
       </w:pPr>
-    </w:p>
-    <w:p>
-      <w:pPr>
-        <w:spacing w:line="331.2" w:lineRule="auto"/>
-        <w:rPr>
-          <w:sz w:val="24"/>
-          <w:szCs w:val="24"/>
-        </w:rPr>
-      </w:pPr>
+      <w:r>
+        <w:rPr>
+          <w:rtl w:val="0"/>
+        </w:rPr>
+      </w:r>
+    </w:p>
+    <w:p>
+      <w:pPr>
+        <w:spacing w:line="331.2" w:lineRule="auto"/>
+        <w:rPr>
+          <w:sz w:val="24"/>
+          <w:szCs w:val="24"/>
+        </w:rPr>
+      </w:pPr>
+      <w:r>
+        <w:rPr>
+          <w:rtl w:val="0"/>
+        </w:rPr>
+      </w:r>
     </w:p>
     <w:p>
       <w:pPr>
@@ -9150,6 +10016,11 @@
           <w:szCs w:val="24"/>
         </w:rPr>
       </w:pPr>
+      <w:r>
+        <w:rPr>
+          <w:rtl w:val="0"/>
+        </w:rPr>
+      </w:r>
     </w:p>
     <w:p>
       <w:pPr>
@@ -9193,6 +10064,11 @@
           <w:szCs w:val="24"/>
         </w:rPr>
       </w:pPr>
+      <w:r>
+        <w:rPr>
+          <w:rtl w:val="0"/>
+        </w:rPr>
+      </w:r>
     </w:p>
     <w:p>
       <w:pPr>
@@ -9236,6 +10112,11 @@
           <w:szCs w:val="24"/>
         </w:rPr>
       </w:pPr>
+      <w:r>
+        <w:rPr>
+          <w:rtl w:val="0"/>
+        </w:rPr>
+      </w:r>
     </w:p>
     <w:p>
       <w:pPr>
@@ -9330,6 +10211,11 @@
           <w:szCs w:val="24"/>
         </w:rPr>
       </w:pPr>
+      <w:r>
+        <w:rPr>
+          <w:rtl w:val="0"/>
+        </w:rPr>
+      </w:r>
     </w:p>
     <w:p>
       <w:pPr>
@@ -9390,6 +10276,11 @@
           <w:szCs w:val="24"/>
         </w:rPr>
       </w:pPr>
+      <w:r>
+        <w:rPr>
+          <w:rtl w:val="0"/>
+        </w:rPr>
+      </w:r>
     </w:p>
     <w:p>
       <w:pPr>
@@ -9467,6 +10358,11 @@
           <w:szCs w:val="24"/>
         </w:rPr>
       </w:pPr>
+      <w:r>
+        <w:rPr>
+          <w:rtl w:val="0"/>
+        </w:rPr>
+      </w:r>
     </w:p>
     <w:p>
       <w:pPr>
@@ -9510,6 +10406,11 @@
           <w:szCs w:val="24"/>
         </w:rPr>
       </w:pPr>
+      <w:r>
+        <w:rPr>
+          <w:rtl w:val="0"/>
+        </w:rPr>
+      </w:r>
     </w:p>
     <w:p>
       <w:pPr>
@@ -9536,6 +10437,11 @@
           <w:szCs w:val="24"/>
         </w:rPr>
       </w:pPr>
+      <w:r>
+        <w:rPr>
+          <w:rtl w:val="0"/>
+        </w:rPr>
+      </w:r>
     </w:p>
     <w:p>
       <w:pPr>
@@ -9562,6 +10468,11 @@
           <w:szCs w:val="24"/>
         </w:rPr>
       </w:pPr>
+      <w:r>
+        <w:rPr>
+          <w:rtl w:val="0"/>
+        </w:rPr>
+      </w:r>
     </w:p>
     <w:p>
       <w:pPr>
@@ -9656,6 +10567,11 @@
           <w:szCs w:val="24"/>
         </w:rPr>
       </w:pPr>
+      <w:r>
+        <w:rPr>
+          <w:rtl w:val="0"/>
+        </w:rPr>
+      </w:r>
     </w:p>
     <w:p>
       <w:pPr>
@@ -9682,6 +10598,11 @@
           <w:szCs w:val="24"/>
         </w:rPr>
       </w:pPr>
+      <w:r>
+        <w:rPr>
+          <w:rtl w:val="0"/>
+        </w:rPr>
+      </w:r>
     </w:p>
     <w:p>
       <w:pPr>
@@ -9759,6 +10680,11 @@
           <w:szCs w:val="24"/>
         </w:rPr>
       </w:pPr>
+      <w:r>
+        <w:rPr>
+          <w:rtl w:val="0"/>
+        </w:rPr>
+      </w:r>
     </w:p>
     <w:p>
       <w:pPr>
@@ -9921,6 +10847,11 @@
           <w:szCs w:val="24"/>
         </w:rPr>
       </w:pPr>
+      <w:r>
+        <w:rPr>
+          <w:rtl w:val="0"/>
+        </w:rPr>
+      </w:r>
     </w:p>
     <w:p>
       <w:pPr>
@@ -9981,6 +10912,11 @@
           <w:szCs w:val="24"/>
         </w:rPr>
       </w:pPr>
+      <w:r>
+        <w:rPr>
+          <w:rtl w:val="0"/>
+        </w:rPr>
+      </w:r>
     </w:p>
     <w:p>
       <w:pPr>
@@ -10024,6 +10960,11 @@
           <w:szCs w:val="24"/>
         </w:rPr>
       </w:pPr>
+      <w:r>
+        <w:rPr>
+          <w:rtl w:val="0"/>
+        </w:rPr>
+      </w:r>
     </w:p>
     <w:p>
       <w:pPr>
@@ -10118,15 +11059,25 @@
           <w:szCs w:val="24"/>
         </w:rPr>
       </w:pPr>
-    </w:p>
-    <w:p>
-      <w:pPr>
-        <w:spacing w:line="331.2" w:lineRule="auto"/>
-        <w:rPr>
-          <w:sz w:val="24"/>
-          <w:szCs w:val="24"/>
-        </w:rPr>
-      </w:pPr>
+      <w:r>
+        <w:rPr>
+          <w:rtl w:val="0"/>
+        </w:rPr>
+      </w:r>
+    </w:p>
+    <w:p>
+      <w:pPr>
+        <w:spacing w:line="331.2" w:lineRule="auto"/>
+        <w:rPr>
+          <w:sz w:val="24"/>
+          <w:szCs w:val="24"/>
+        </w:rPr>
+      </w:pPr>
+      <w:r>
+        <w:rPr>
+          <w:rtl w:val="0"/>
+        </w:rPr>
+      </w:r>
     </w:p>
     <w:p>
       <w:pPr>
@@ -10272,6 +11223,11 @@
           <w:szCs w:val="24"/>
         </w:rPr>
       </w:pPr>
+      <w:r>
+        <w:rPr>
+          <w:rtl w:val="0"/>
+        </w:rPr>
+      </w:r>
     </w:p>
     <w:p>
       <w:pPr>
@@ -10298,6 +11254,11 @@
           <w:szCs w:val="24"/>
         </w:rPr>
       </w:pPr>
+      <w:r>
+        <w:rPr>
+          <w:rtl w:val="0"/>
+        </w:rPr>
+      </w:r>
     </w:p>
     <w:p>
       <w:pPr>
@@ -10324,6 +11285,11 @@
           <w:szCs w:val="24"/>
         </w:rPr>
       </w:pPr>
+      <w:r>
+        <w:rPr>
+          <w:rtl w:val="0"/>
+        </w:rPr>
+      </w:r>
     </w:p>
     <w:p>
       <w:pPr>
@@ -10418,6 +11384,11 @@
           <w:szCs w:val="24"/>
         </w:rPr>
       </w:pPr>
+      <w:r>
+        <w:rPr>
+          <w:rtl w:val="0"/>
+        </w:rPr>
+      </w:r>
     </w:p>
     <w:p>
       <w:pPr>
@@ -10529,6 +11500,11 @@
           <w:szCs w:val="24"/>
         </w:rPr>
       </w:pPr>
+      <w:r>
+        <w:rPr>
+          <w:rtl w:val="0"/>
+        </w:rPr>
+      </w:r>
     </w:p>
     <w:p>
       <w:pPr>
@@ -10691,6 +11667,11 @@
           <w:szCs w:val="24"/>
         </w:rPr>
       </w:pPr>
+      <w:r>
+        <w:rPr>
+          <w:rtl w:val="0"/>
+        </w:rPr>
+      </w:r>
     </w:p>
     <w:p>
       <w:pPr>
@@ -10802,6 +11783,11 @@
           <w:szCs w:val="24"/>
         </w:rPr>
       </w:pPr>
+      <w:r>
+        <w:rPr>
+          <w:rtl w:val="0"/>
+        </w:rPr>
+      </w:r>
     </w:p>
     <w:p>
       <w:pPr>
@@ -10845,6 +11831,11 @@
           <w:szCs w:val="24"/>
         </w:rPr>
       </w:pPr>
+      <w:r>
+        <w:rPr>
+          <w:rtl w:val="0"/>
+        </w:rPr>
+      </w:r>
     </w:p>
     <w:p>
       <w:pPr>
@@ -10905,6 +11896,11 @@
           <w:szCs w:val="24"/>
         </w:rPr>
       </w:pPr>
+      <w:r>
+        <w:rPr>
+          <w:rtl w:val="0"/>
+        </w:rPr>
+      </w:r>
     </w:p>
     <w:p>
       <w:pPr>
@@ -11050,6 +12046,11 @@
           <w:szCs w:val="24"/>
         </w:rPr>
       </w:pPr>
+      <w:r>
+        <w:rPr>
+          <w:rtl w:val="0"/>
+        </w:rPr>
+      </w:r>
     </w:p>
     <w:p>
       <w:pPr>
@@ -11161,6 +12162,11 @@
           <w:szCs w:val="24"/>
         </w:rPr>
       </w:pPr>
+      <w:r>
+        <w:rPr>
+          <w:rtl w:val="0"/>
+        </w:rPr>
+      </w:r>
     </w:p>
     <w:p>
       <w:pPr>
@@ -11408,6 +12414,11 @@
           <w:szCs w:val="24"/>
         </w:rPr>
       </w:pPr>
+      <w:r>
+        <w:rPr>
+          <w:rtl w:val="0"/>
+        </w:rPr>
+      </w:r>
     </w:p>
     <w:p>
       <w:pPr>
@@ -11502,6 +12513,11 @@
           <w:szCs w:val="24"/>
         </w:rPr>
       </w:pPr>
+      <w:r>
+        <w:rPr>
+          <w:rtl w:val="0"/>
+        </w:rPr>
+      </w:r>
     </w:p>
     <w:p>
       <w:pPr>
@@ -11545,6 +12561,11 @@
           <w:szCs w:val="24"/>
         </w:rPr>
       </w:pPr>
+      <w:r>
+        <w:rPr>
+          <w:rtl w:val="0"/>
+        </w:rPr>
+      </w:r>
     </w:p>
     <w:p>
       <w:pPr>
@@ -11588,6 +12609,11 @@
           <w:szCs w:val="24"/>
         </w:rPr>
       </w:pPr>
+      <w:r>
+        <w:rPr>
+          <w:rtl w:val="0"/>
+        </w:rPr>
+      </w:r>
     </w:p>
     <w:p>
       <w:pPr>
@@ -11631,6 +12657,11 @@
           <w:szCs w:val="24"/>
         </w:rPr>
       </w:pPr>
+      <w:r>
+        <w:rPr>
+          <w:rtl w:val="0"/>
+        </w:rPr>
+      </w:r>
     </w:p>
     <w:p>
       <w:pPr>
@@ -11725,6 +12756,11 @@
           <w:szCs w:val="24"/>
         </w:rPr>
       </w:pPr>
+      <w:r>
+        <w:rPr>
+          <w:rtl w:val="0"/>
+        </w:rPr>
+      </w:r>
     </w:p>
     <w:p>
       <w:pPr>
@@ -11785,6 +12821,11 @@
           <w:szCs w:val="24"/>
         </w:rPr>
       </w:pPr>
+      <w:r>
+        <w:rPr>
+          <w:rtl w:val="0"/>
+        </w:rPr>
+      </w:r>
     </w:p>
     <w:p>
       <w:pPr>
@@ -11930,6 +12971,11 @@
           <w:szCs w:val="24"/>
         </w:rPr>
       </w:pPr>
+      <w:r>
+        <w:rPr>
+          <w:rtl w:val="0"/>
+        </w:rPr>
+      </w:r>
     </w:p>
     <w:p>
       <w:pPr>
@@ -11956,6 +13002,11 @@
           <w:szCs w:val="24"/>
         </w:rPr>
       </w:pPr>
+      <w:r>
+        <w:rPr>
+          <w:rtl w:val="0"/>
+        </w:rPr>
+      </w:r>
     </w:p>
     <w:p>
       <w:pPr>
@@ -12101,6 +13152,11 @@
           <w:szCs w:val="24"/>
         </w:rPr>
       </w:pPr>
+      <w:r>
+        <w:rPr>
+          <w:rtl w:val="0"/>
+        </w:rPr>
+      </w:r>
     </w:p>
     <w:p>
       <w:pPr>
@@ -12195,6 +13251,11 @@
           <w:szCs w:val="24"/>
         </w:rPr>
       </w:pPr>
+      <w:r>
+        <w:rPr>
+          <w:rtl w:val="0"/>
+        </w:rPr>
+      </w:r>
     </w:p>
     <w:p>
       <w:pPr>
@@ -12221,6 +13282,11 @@
           <w:szCs w:val="24"/>
         </w:rPr>
       </w:pPr>
+      <w:r>
+        <w:rPr>
+          <w:rtl w:val="0"/>
+        </w:rPr>
+      </w:r>
     </w:p>
     <w:p>
       <w:pPr>
@@ -12366,6 +13432,11 @@
           <w:szCs w:val="24"/>
         </w:rPr>
       </w:pPr>
+      <w:r>
+        <w:rPr>
+          <w:rtl w:val="0"/>
+        </w:rPr>
+      </w:r>
     </w:p>
     <w:p>
       <w:pPr>
@@ -12409,6 +13480,11 @@
           <w:szCs w:val="24"/>
         </w:rPr>
       </w:pPr>
+      <w:r>
+        <w:rPr>
+          <w:rtl w:val="0"/>
+        </w:rPr>
+      </w:r>
     </w:p>
     <w:p>
       <w:pPr>
@@ -12452,6 +13528,11 @@
           <w:szCs w:val="24"/>
         </w:rPr>
       </w:pPr>
+      <w:r>
+        <w:rPr>
+          <w:rtl w:val="0"/>
+        </w:rPr>
+      </w:r>
     </w:p>
     <w:p>
       <w:pPr>
@@ -12529,6 +13610,11 @@
           <w:szCs w:val="24"/>
         </w:rPr>
       </w:pPr>
+      <w:r>
+        <w:rPr>
+          <w:rtl w:val="0"/>
+        </w:rPr>
+      </w:r>
     </w:p>
     <w:p>
       <w:pPr>
@@ -12572,6 +13658,11 @@
           <w:szCs w:val="24"/>
         </w:rPr>
       </w:pPr>
+      <w:r>
+        <w:rPr>
+          <w:rtl w:val="0"/>
+        </w:rPr>
+      </w:r>
     </w:p>
     <w:p>
       <w:pPr>
@@ -12615,15 +13706,25 @@
           <w:szCs w:val="24"/>
         </w:rPr>
       </w:pPr>
-    </w:p>
-    <w:p>
-      <w:pPr>
-        <w:spacing w:line="331.2" w:lineRule="auto"/>
-        <w:rPr>
-          <w:sz w:val="24"/>
-          <w:szCs w:val="24"/>
-        </w:rPr>
-      </w:pPr>
+      <w:r>
+        <w:rPr>
+          <w:rtl w:val="0"/>
+        </w:rPr>
+      </w:r>
+    </w:p>
+    <w:p>
+      <w:pPr>
+        <w:spacing w:line="331.2" w:lineRule="auto"/>
+        <w:rPr>
+          <w:sz w:val="24"/>
+          <w:szCs w:val="24"/>
+        </w:rPr>
+      </w:pPr>
+      <w:r>
+        <w:rPr>
+          <w:rtl w:val="0"/>
+        </w:rPr>
+      </w:r>
     </w:p>
     <w:p>
       <w:pPr>
@@ -12756,6 +13857,11 @@
           <w:szCs w:val="24"/>
         </w:rPr>
       </w:pPr>
+      <w:r>
+        <w:rPr>
+          <w:rtl w:val="0"/>
+        </w:rPr>
+      </w:r>
     </w:p>
     <w:p>
       <w:pPr>
@@ -12833,6 +13939,11 @@
           <w:szCs w:val="24"/>
         </w:rPr>
       </w:pPr>
+      <w:r>
+        <w:rPr>
+          <w:rtl w:val="0"/>
+        </w:rPr>
+      </w:r>
     </w:p>
     <w:p>
       <w:pPr>
@@ -12859,6 +13970,11 @@
           <w:szCs w:val="24"/>
         </w:rPr>
       </w:pPr>
+      <w:r>
+        <w:rPr>
+          <w:rtl w:val="0"/>
+        </w:rPr>
+      </w:r>
     </w:p>
     <w:p>
       <w:pPr>
@@ -13004,6 +14120,11 @@
           <w:szCs w:val="24"/>
         </w:rPr>
       </w:pPr>
+      <w:r>
+        <w:rPr>
+          <w:rtl w:val="0"/>
+        </w:rPr>
+      </w:r>
     </w:p>
     <w:p>
       <w:pPr>
@@ -13098,15 +14219,6 @@
           <w:szCs w:val="24"/>
         </w:rPr>
       </w:pPr>
-    </w:p>
-    <w:p>
-      <w:pPr>
-        <w:spacing w:line="331.2" w:lineRule="auto"/>
-        <w:rPr>
-          <w:sz w:val="24"/>
-          <w:szCs w:val="24"/>
-        </w:rPr>
-      </w:pPr>
       <w:r>
         <w:rPr>
           <w:sz w:val="24"/>
@@ -13124,6 +14236,11 @@
           <w:szCs w:val="24"/>
         </w:rPr>
       </w:pPr>
+      <w:r>
+        <w:rPr>
+          <w:rtl w:val="0"/>
+        </w:rPr>
+      </w:r>
     </w:p>
     <w:sectPr>
       <w:pgSz w:h="16834" w:w="11909" w:orient="portrait"/>
@@ -13397,6 +14514,20 @@
       <w:sz w:val="52"/>
       <w:szCs w:val="52"/>
     </w:rPr>
+  </w:style>
+  <w:style w:type="table" w:styleId="TableNormal" w:default="1">
+    <w:name w:val="TableNormal"/>
+    <w:tblPr>
+      <w:tblCellMar>
+        <w:top w:w="100.0" w:type="dxa"/>
+        <w:left w:w="100.0" w:type="dxa"/>
+        <w:bottom w:w="100.0" w:type="dxa"/>
+        <w:right w:w="100.0" w:type="dxa"/>
+      </w:tblCellMar>
+    </w:tblPr>
+  </w:style>
+  <w:style w:type="paragraph" w:styleId="Normal" w:default="1">
+    <w:name w:val="normal"/>
   </w:style>
   <w:style w:type="paragraph" w:styleId="Subtitle">
     <w:name w:val="Subtitle"/>
@@ -13738,4 +14869,19 @@
   </a:objectDefaults>
   <a:extraClrSchemeLst/>
 </a:theme>
+</file>
+
+<file path=customXML/item1.xml><?xml version="1.0" encoding="utf-8"?>
+<go:gDocsCustomXmlDataStorage xmlns:go="http://customooxmlschemas.google.com/" xmlns:r="http://schemas.openxmlformats.org/officeDocument/2006/relationships" uri="GoogleDocsCustomDataVersion2">
+  <go:docsCustomData xmlns:go="http://customooxmlschemas.google.com/" roundtripDataSignature="AMtx7mhRTeGxiOdSP3UkXsAMcGUtd0aE9A==">CgMxLjA4AHIhMWpwVkpoM1FFTGoxTV9XMThRMm11R3hodkRzNlZfYUxD</go:docsCustomData>
+</go:gDocsCustomXmlDataStorage>
+</file>
+
+<file path=customXML/itemProps1.xml><?xml version="1.0" encoding="utf-8"?>
+<ds:datastoreItem xmlns:ds="http://schemas.openxmlformats.org/officeDocument/2006/customXml" ds:itemID="{11111111-1234-1234-1234-123412341234}">
+  <ds:schemaRefs>
+    <ds:schemaRef ds:uri="http://schemas.openxmlformats.org/officeDocument/2006/relationships"/>
+    <ds:schemaRef ds:uri="http://customooxmlschemas.google.com/"/>
+  </ds:schemaRefs>
+</ds:datastoreItem>
 </file>